--- a/CÔNG TY TNHH MỘT THÀNH VIÊN ĐẦU TƯ THƯƠNG MẠI H2L/H2L_Giảithể bước 2/03_Bao_cao_thanh_ly_tai_san.docx
+++ b/CÔNG TY TNHH MỘT THÀNH VIÊN ĐẦU TƯ THƯƠNG MẠI H2L/H2L_Giảithể bước 2/03_Bao_cao_thanh_ly_tai_san.docx
@@ -1,6 +1,6 @@
 
 <file path=word/document.xml><?xml version="1.0" encoding="utf-8"?>
-<w:document xmlns:wpc="http://schemas.microsoft.com/office/word/2010/wordprocessingCanvas" xmlns:cx="http://schemas.microsoft.com/office/drawing/2014/chartex" xmlns:mc="http://schemas.openxmlformats.org/markup-compatibility/2006" xmlns:o="urn:schemas-microsoft-com:office:office" xmlns:r="http://schemas.openxmlformats.org/officeDocument/2006/relationships" xmlns:m="http://schemas.openxmlformats.org/officeDocument/2006/math" xmlns:v="urn:schemas-microsoft-com:vml" xmlns:wp14="http://schemas.microsoft.com/office/word/2010/wordprocessingDrawing" xmlns:wp="http://schemas.openxmlformats.org/drawingml/2006/wordprocessingDrawing" xmlns:w10="urn:schemas-microsoft-com:office:word" xmlns:w="http://schemas.openxmlformats.org/wordprocessingml/2006/main" xmlns:w14="http://schemas.microsoft.com/office/word/2010/wordml" xmlns:w15="http://schemas.microsoft.com/office/word/2012/wordml" xmlns:w16se="http://schemas.microsoft.com/office/word/2015/wordml/symex" xmlns:wpg="http://schemas.microsoft.com/office/word/2010/wordprocessingGroup" xmlns:wpi="http://schemas.microsoft.com/office/word/2010/wordprocessingInk" xmlns:wne="http://schemas.microsoft.com/office/word/2006/wordml" xmlns:wps="http://schemas.microsoft.com/office/word/2010/wordprocessingShape" mc:Ignorable="w14 w15 w16se wp14">
+<w:document xmlns:wpc="http://schemas.microsoft.com/office/word/2010/wordprocessingCanvas" xmlns:cx="http://schemas.microsoft.com/office/drawing/2014/chartex" xmlns:cx1="http://schemas.microsoft.com/office/drawing/2015/9/8/chartex" xmlns:mc="http://schemas.openxmlformats.org/markup-compatibility/2006" xmlns:o="urn:schemas-microsoft-com:office:office" xmlns:r="http://schemas.openxmlformats.org/officeDocument/2006/relationships" xmlns:m="http://schemas.openxmlformats.org/officeDocument/2006/math" xmlns:v="urn:schemas-microsoft-com:vml" xmlns:wp14="http://schemas.microsoft.com/office/word/2010/wordprocessingDrawing" xmlns:wp="http://schemas.openxmlformats.org/drawingml/2006/wordprocessingDrawing" xmlns:w10="urn:schemas-microsoft-com:office:word" xmlns:w="http://schemas.openxmlformats.org/wordprocessingml/2006/main" xmlns:w14="http://schemas.microsoft.com/office/word/2010/wordml" xmlns:w15="http://schemas.microsoft.com/office/word/2012/wordml" xmlns:w16se="http://schemas.microsoft.com/office/word/2015/wordml/symex" xmlns:wpg="http://schemas.microsoft.com/office/word/2010/wordprocessingGroup" xmlns:wpi="http://schemas.microsoft.com/office/word/2010/wordprocessingInk" xmlns:wne="http://schemas.microsoft.com/office/word/2006/wordml" xmlns:wps="http://schemas.microsoft.com/office/word/2010/wordprocessingShape" mc:Ignorable="w14 w15 w16se wp14">
   <w:body>
     <w:tbl>
       <w:tblPr>
@@ -670,7 +670,6 @@
           <w:b/>
           <w:sz w:val="26"/>
         </w:rPr>
-        <w:lastRenderedPageBreak/>
         <w:t xml:space="preserve"> </w:t>
       </w:r>
     </w:p>
@@ -751,7 +750,6 @@
         <w:br w:type="column"/>
       </w:r>
       <w:r>
-        <w:lastRenderedPageBreak/>
         <w:t>NGƯỜI</w:t>
       </w:r>
       <w:r>
@@ -911,7 +909,7 @@
           <w:sz w:val="26"/>
           <w:szCs w:val="26"/>
         </w:rPr>
-        <w:t>PHẠM THỊ THÙY LINH</w:t>
+        <w:t>NGUYỄN THỊ THÙY LINH</w:t>
       </w:r>
       <w:bookmarkStart w:id="0" w:name="_GoBack"/>
       <w:bookmarkEnd w:id="0"/>
